--- a/lars/.net backend/Lars_Jansen.docx
+++ b/lars/.net backend/Lars_Jansen.docx
@@ -151,7 +151,19 @@
           <w:sz w:val="21"/>
           <w:szCs w:val="21"/>
         </w:rPr>
-        <w:t>PROFESSIONAL SUMMARY</w:t>
+        <w:t>PROFESSIONAL SUMMA</w:t>
+      </w:r>
+      <w:bookmarkStart w:id="0" w:name="_GoBack"/>
+      <w:bookmarkEnd w:id="0"/>
+      <w:r>
+        <w:rPr>
+          <w:b/>
+          <w:bCs/>
+          <w:color w:val="111111"/>
+          <w:sz w:val="21"/>
+          <w:szCs w:val="21"/>
+        </w:rPr>
+        <w:t>RY</w:t>
       </w:r>
     </w:p>
     <w:p>
@@ -160,14 +172,12 @@
         <w:jc w:val="both"/>
         <w:rPr>
           <w:rFonts w:ascii="Arial" w:hAnsi="Arial" w:cs="Arial"/>
-          <w:sz w:val="18"/>
-          <w:szCs w:val="18"/>
-        </w:rPr>
-      </w:pPr>
-      <w:r>
-        <w:rPr>
-          <w:rFonts w:ascii="Arial" w:hAnsi="Arial" w:cs="Arial"/>
-          <w:sz w:val="18"/>
+          <w:szCs w:val="18"/>
+        </w:rPr>
+      </w:pPr>
+      <w:r>
+        <w:rPr>
+          <w:rFonts w:ascii="Arial" w:hAnsi="Arial" w:cs="Arial"/>
           <w:szCs w:val="18"/>
         </w:rPr>
         <w:t xml:space="preserve">Senior Software Engineer with 9+ years of experience building and operating reliable backend platforms with </w:t>
@@ -176,7 +186,6 @@
         <w:rPr>
           <w:rStyle w:val="Strong"/>
           <w:rFonts w:ascii="Arial" w:hAnsi="Arial" w:cs="Arial"/>
-          <w:sz w:val="18"/>
           <w:szCs w:val="18"/>
         </w:rPr>
         <w:t>C#</w:t>
@@ -184,7 +193,6 @@
       <w:r>
         <w:rPr>
           <w:rFonts w:ascii="Arial" w:hAnsi="Arial" w:cs="Arial"/>
-          <w:sz w:val="18"/>
           <w:szCs w:val="18"/>
         </w:rPr>
         <w:t xml:space="preserve">, </w:t>
@@ -193,7 +201,6 @@
         <w:rPr>
           <w:rStyle w:val="Strong"/>
           <w:rFonts w:ascii="Arial" w:hAnsi="Arial" w:cs="Arial"/>
-          <w:sz w:val="18"/>
           <w:szCs w:val="18"/>
         </w:rPr>
         <w:t>.NET</w:t>
@@ -201,7 +208,6 @@
       <w:r>
         <w:rPr>
           <w:rFonts w:ascii="Arial" w:hAnsi="Arial" w:cs="Arial"/>
-          <w:sz w:val="18"/>
           <w:szCs w:val="18"/>
         </w:rPr>
         <w:t xml:space="preserve">, </w:t>
@@ -210,7 +216,6 @@
         <w:rPr>
           <w:rStyle w:val="Strong"/>
           <w:rFonts w:ascii="Arial" w:hAnsi="Arial" w:cs="Arial"/>
-          <w:sz w:val="18"/>
           <w:szCs w:val="18"/>
         </w:rPr>
         <w:t>ASP.NET Core</w:t>
@@ -218,7 +223,6 @@
       <w:r>
         <w:rPr>
           <w:rFonts w:ascii="Arial" w:hAnsi="Arial" w:cs="Arial"/>
-          <w:sz w:val="18"/>
           <w:szCs w:val="18"/>
         </w:rPr>
         <w:t xml:space="preserve">, and </w:t>
@@ -227,7 +231,6 @@
         <w:rPr>
           <w:rStyle w:val="Strong"/>
           <w:rFonts w:ascii="Arial" w:hAnsi="Arial" w:cs="Arial"/>
-          <w:sz w:val="18"/>
           <w:szCs w:val="18"/>
         </w:rPr>
         <w:t>Microsoft Azure</w:t>
@@ -235,7 +238,6 @@
       <w:r>
         <w:rPr>
           <w:rFonts w:ascii="Arial" w:hAnsi="Arial" w:cs="Arial"/>
-          <w:sz w:val="18"/>
           <w:szCs w:val="18"/>
         </w:rPr>
         <w:t xml:space="preserve">. </w:t>
@@ -244,7 +246,6 @@
       <w:r>
         <w:rPr>
           <w:rFonts w:ascii="Arial" w:hAnsi="Arial" w:cs="Arial"/>
-          <w:sz w:val="18"/>
           <w:szCs w:val="18"/>
         </w:rPr>
         <w:t xml:space="preserve">Strong track record designing </w:t>
@@ -254,7 +255,6 @@
         <w:rPr>
           <w:rStyle w:val="Strong"/>
           <w:rFonts w:ascii="Arial" w:hAnsi="Arial" w:cs="Arial"/>
-          <w:sz w:val="18"/>
           <w:szCs w:val="18"/>
         </w:rPr>
         <w:t>RESTful</w:t>
@@ -264,7 +264,6 @@
         <w:rPr>
           <w:rStyle w:val="Strong"/>
           <w:rFonts w:ascii="Arial" w:hAnsi="Arial" w:cs="Arial"/>
-          <w:sz w:val="18"/>
           <w:szCs w:val="18"/>
         </w:rPr>
         <w:t xml:space="preserve"> APIs</w:t>
@@ -272,7 +271,6 @@
       <w:r>
         <w:rPr>
           <w:rFonts w:ascii="Arial" w:hAnsi="Arial" w:cs="Arial"/>
-          <w:sz w:val="18"/>
           <w:szCs w:val="18"/>
         </w:rPr>
         <w:t xml:space="preserve"> with clear contracts, predictable error semantics, and secure </w:t>
@@ -281,7 +279,6 @@
         <w:rPr>
           <w:rStyle w:val="Strong"/>
           <w:rFonts w:ascii="Arial" w:hAnsi="Arial" w:cs="Arial"/>
-          <w:sz w:val="18"/>
           <w:szCs w:val="18"/>
         </w:rPr>
         <w:t>authentication/authorization</w:t>
@@ -289,7 +286,6 @@
       <w:r>
         <w:rPr>
           <w:rFonts w:ascii="Arial" w:hAnsi="Arial" w:cs="Arial"/>
-          <w:sz w:val="18"/>
           <w:szCs w:val="18"/>
         </w:rPr>
         <w:t xml:space="preserve"> for multi-team and multi-client environments.</w:t>
@@ -298,7 +294,6 @@
       <w:r>
         <w:rPr>
           <w:rFonts w:ascii="Arial" w:hAnsi="Arial" w:cs="Arial"/>
-          <w:sz w:val="18"/>
           <w:szCs w:val="18"/>
         </w:rPr>
         <w:t xml:space="preserve"> </w:t>
@@ -307,7 +302,6 @@
       <w:r>
         <w:rPr>
           <w:rFonts w:ascii="Arial" w:hAnsi="Arial" w:cs="Arial"/>
-          <w:sz w:val="18"/>
           <w:szCs w:val="18"/>
         </w:rPr>
         <w:t xml:space="preserve">Experienced in production ownership end-to-end: </w:t>
@@ -316,7 +310,6 @@
         <w:rPr>
           <w:rStyle w:val="Strong"/>
           <w:rFonts w:ascii="Arial" w:hAnsi="Arial" w:cs="Arial"/>
-          <w:sz w:val="18"/>
           <w:szCs w:val="18"/>
         </w:rPr>
         <w:t>CI/CD</w:t>
@@ -324,7 +317,6 @@
       <w:r>
         <w:rPr>
           <w:rFonts w:ascii="Arial" w:hAnsi="Arial" w:cs="Arial"/>
-          <w:sz w:val="18"/>
           <w:szCs w:val="18"/>
         </w:rPr>
         <w:t xml:space="preserve">, </w:t>
@@ -334,7 +326,6 @@
         <w:rPr>
           <w:rStyle w:val="Strong"/>
           <w:rFonts w:ascii="Arial" w:hAnsi="Arial" w:cs="Arial"/>
-          <w:sz w:val="18"/>
           <w:szCs w:val="18"/>
         </w:rPr>
         <w:t>observability</w:t>
@@ -343,7 +334,6 @@
       <w:r>
         <w:rPr>
           <w:rFonts w:ascii="Arial" w:hAnsi="Arial" w:cs="Arial"/>
-          <w:sz w:val="18"/>
           <w:szCs w:val="18"/>
         </w:rPr>
         <w:t>, performance tuning, and operational playbooks that reduce incident time-to-resolution and improve release confidence.</w:t>
@@ -1730,8 +1720,12 @@
           <w:ilvl w:val="0"/>
           <w:numId w:val="8"/>
         </w:numPr>
-        <w:spacing w:after="80"/>
         <w:jc w:val="both"/>
+        <w:rPr>
+          <w:rFonts w:ascii="Arial" w:hAnsi="Arial" w:cs="Arial"/>
+          <w:sz w:val="18"/>
+          <w:szCs w:val="18"/>
+        </w:rPr>
       </w:pPr>
       <w:r>
         <w:rPr>
@@ -1892,7 +1886,6 @@
         </w:rPr>
         <w:t xml:space="preserve">Designed </w:t>
       </w:r>
-      <w:bookmarkStart w:id="0" w:name="_GoBack"/>
       <w:r>
         <w:rPr>
           <w:rFonts w:ascii="Arial" w:hAnsi="Arial" w:cs="Arial"/>
@@ -1902,7 +1895,6 @@
         </w:rPr>
         <w:t>SQL</w:t>
       </w:r>
-      <w:bookmarkEnd w:id="0"/>
       <w:r>
         <w:rPr>
           <w:rFonts w:ascii="Arial" w:hAnsi="Arial" w:cs="Arial"/>
@@ -2196,14 +2188,14 @@
         </w:numPr>
         <w:jc w:val="both"/>
         <w:rPr>
-          <w:rFonts w:ascii="Bahnschrift" w:hAnsi="Bahnschrift"/>
-          <w:sz w:val="18"/>
-          <w:szCs w:val="18"/>
-        </w:rPr>
-      </w:pPr>
-      <w:r>
-        <w:rPr>
-          <w:rFonts w:ascii="Bahnschrift" w:hAnsi="Bahnschrift"/>
+          <w:rFonts w:ascii="Arial" w:hAnsi="Arial" w:cs="Arial"/>
+          <w:sz w:val="18"/>
+          <w:szCs w:val="18"/>
+        </w:rPr>
+      </w:pPr>
+      <w:r>
+        <w:rPr>
+          <w:rFonts w:ascii="Arial" w:hAnsi="Arial" w:cs="Arial"/>
           <w:sz w:val="18"/>
           <w:szCs w:val="18"/>
         </w:rPr>
